--- a/site/docs/researchtranscript-scheda-it.docx
+++ b/site/docs/researchtranscript-scheda-it.docx
@@ -34,7 +34,51 @@
         <w:t xml:space="preserve"> </w:t>
       </w:r>
       <w:r>
-        <w:t xml:space="preserve">Stato al 16 settembre 2026, versione 0.4.0.</w:t>
+        <w:t xml:space="preserve">Stato al 18 settembre 2026, versione 0.6.0.</w:t>
+      </w:r>
+    </w:p>
+    <w:p>
+      <w:pPr>
+        <w:pStyle w:val="BodyText"/>
+      </w:pPr>
+      <w:r>
+        <w:t xml:space="preserve">Questa scheda è il modello generale. Dalla versione 0.6.0 l'app genera</w:t>
+      </w:r>
+      <w:r>
+        <w:t xml:space="preserve"> </w:t>
+      </w:r>
+      <w:r>
+        <w:t xml:space="preserve">da sé la versione riferita alla singola trascrizione (Editor ›</w:t>
+      </w:r>
+      <w:r>
+        <w:t xml:space="preserve"> </w:t>
+      </w:r>
+      <w:r>
+        <w:t xml:space="preserve">Esporta › «Pacchetto di documentazione (.zip) …»): protocollo di</w:t>
+      </w:r>
+      <w:r>
+        <w:t xml:space="preserve"> </w:t>
+      </w:r>
+      <w:r>
+        <w:t xml:space="preserve">trascrizione con il modello e la versione effettivamente usati e la</w:t>
+      </w:r>
+      <w:r>
+        <w:t xml:space="preserve"> </w:t>
+      </w:r>
+      <w:r>
+        <w:t xml:space="preserve">misura rilevata della revisione manuale, paragrafo per la sezione</w:t>
+      </w:r>
+      <w:r>
+        <w:t xml:space="preserve"> </w:t>
+      </w:r>
+      <w:r>
+        <w:t xml:space="preserve">metodi, fatti per la protezione dei dati, scheda per il repository e</w:t>
+      </w:r>
+      <w:r>
+        <w:t xml:space="preserve"> </w:t>
+      </w:r>
+      <w:r>
+        <w:t xml:space="preserve">file di citazione.</w:t>
       </w:r>
     </w:p>
     <w:bookmarkStart w:id="9" w:name="che-cosa-fa-lapp"/>
@@ -81,25 +125,25 @@
         <w:t xml:space="preserve"> </w:t>
       </w:r>
       <w:r>
-        <w:t xml:space="preserve">CSV, testo). Anche le registrazioni video (MP4/MOV) sono accettate: il</w:t>
-      </w:r>
-      <w:r>
-        <w:t xml:space="preserve"> </w:t>
-      </w:r>
-      <w:r>
-        <w:t xml:space="preserve">suono viene estratto, il video resta invariato con la trascrizione e</w:t>
-      </w:r>
-      <w:r>
-        <w:t xml:space="preserve"> </w:t>
-      </w:r>
-      <w:r>
-        <w:t xml:space="preserve">lascia il computer solo se lo si include esplicitamente nell'export</w:t>
-      </w:r>
-      <w:r>
-        <w:t xml:space="preserve"> </w:t>
-      </w:r>
-      <w:r>
-        <w:t xml:space="preserve">REFI-QDA. Tutto avviene sul proprio Mac.</w:t>
+        <w:t xml:space="preserve">CSV, testo, Markdown, Word). Anche le registrazioni video (MP4/MOV) sono</w:t>
+      </w:r>
+      <w:r>
+        <w:t xml:space="preserve"> </w:t>
+      </w:r>
+      <w:r>
+        <w:t xml:space="preserve">accettate: il suono viene estratto, il video resta invariato con la</w:t>
+      </w:r>
+      <w:r>
+        <w:t xml:space="preserve"> </w:t>
+      </w:r>
+      <w:r>
+        <w:t xml:space="preserve">trascrizione e lascia il computer solo se lo si include esplicitamente</w:t>
+      </w:r>
+      <w:r>
+        <w:t xml:space="preserve"> </w:t>
+      </w:r>
+      <w:r>
+        <w:t xml:space="preserve">nell'export REFI-QDA. Tutto avviene sul proprio Mac.</w:t>
       </w:r>
     </w:p>
     <w:bookmarkEnd w:id="9"/>
@@ -181,7 +225,7 @@
               <w:pStyle w:val="Compact"/>
             </w:pPr>
             <w:r>
-              <w:t xml:space="preserve">whisper.cpp con il modello</w:t>
+              <w:t xml:space="preserve">whisper.cpp 1.8.2 con il modello</w:t>
             </w:r>
             <w:r>
               <w:t xml:space="preserve"> </w:t>
@@ -223,7 +267,7 @@
               <w:pStyle w:val="Compact"/>
             </w:pPr>
             <w:r>
-              <w:t xml:space="preserve">in locale, sulla scheda grafica del Mac</w:t>
+              <w:t xml:space="preserve">in locale, come programma ausiliario del pacchetto dell'app, sull'unità grafica del Mac (Metal)</w:t>
             </w:r>
           </w:p>
         </w:tc>
@@ -236,7 +280,7 @@
               <w:pStyle w:val="Compact"/>
             </w:pPr>
             <w:r>
-              <w:t xml:space="preserve">silero-vad</w:t>
+              <w:t xml:space="preserve">Silero VAD 5.1.2 (in whisper.cpp)</w:t>
             </w:r>
           </w:p>
         </w:tc>
@@ -247,7 +291,7 @@
               <w:pStyle w:val="Compact"/>
             </w:pPr>
             <w:r>
-              <w:t xml:space="preserve">Attività vocale: rileva dove si parla</w:t>
+              <w:t xml:space="preserve">Attività vocale: rileva dove si parla. Solo con la separazione dei parlanti disattivata; altrimenti è questa a tagliare i blocchi</w:t>
             </w:r>
           </w:p>
         </w:tc>
@@ -269,7 +313,7 @@
               <w:pStyle w:val="Compact"/>
             </w:pPr>
             <w:r>
-              <w:t xml:space="preserve">in locale</w:t>
+              <w:t xml:space="preserve">in locale, nello stesso programma ausiliario</w:t>
             </w:r>
           </w:p>
         </w:tc>
@@ -282,7 +326,7 @@
               <w:pStyle w:val="Compact"/>
             </w:pPr>
             <w:r>
-              <w:t xml:space="preserve">SpeakerKit (pyannote community-1)</w:t>
+              <w:t xml:space="preserve">SpeakerKit (Argmax) con i modelli pyannote segmentation-3.0, WeSpeaker ResNet34 e pyannote community-1</w:t>
             </w:r>
           </w:p>
         </w:tc>
@@ -293,7 +337,7 @@
               <w:pStyle w:val="Compact"/>
             </w:pPr>
             <w:r>
-              <w:t xml:space="preserve">Separazione dei parlanti: riconosce i cambi di parlante, sovrapposizioni comprese, e raggruppa le voci</w:t>
+              <w:t xml:space="preserve">Separazione dei parlanti: riconosce i cambi di parlante, sovrapposizioni comprese, e raggruppa le voci; disattivabile</w:t>
             </w:r>
           </w:p>
         </w:tc>
@@ -304,7 +348,7 @@
               <w:pStyle w:val="Compact"/>
             </w:pPr>
             <w:r>
-              <w:t xml:space="preserve">modello pyannote community-1 (CC BY 4.0), convertito in Core ML e quantizzato da Argmax; motore SpeakerKit di Argmax (MIT)</w:t>
+              <w:t xml:space="preserve">modelli da pyannote speaker-diarization-community-1 (CC BY 4.0), convertiti da Argmax in Core ML; motore SpeakerKit di Argmax (MIT)</w:t>
             </w:r>
           </w:p>
         </w:tc>
@@ -315,7 +359,7 @@
               <w:pStyle w:val="Compact"/>
             </w:pPr>
             <w:r>
-              <w:t xml:space="preserve">in locale, sul Neural Engine del Mac</w:t>
+              <w:t xml:space="preserve">in locale, nell'app, tramite Core ML</w:t>
             </w:r>
           </w:p>
         </w:tc>
@@ -326,31 +370,43 @@
         <w:pStyle w:val="BodyText"/>
       </w:pPr>
       <w:r>
-        <w:t xml:space="preserve">Tutti e tre i modelli sono contenuti nel pacchetto dell'applicazione</w:t>
-      </w:r>
-      <w:r>
-        <w:t xml:space="preserve"> </w:t>
-      </w:r>
-      <w:r>
-        <w:t xml:space="preserve">(un altro modello whisper.cpp può essere collocato nella cartella</w:t>
-      </w:r>
-      <w:r>
-        <w:t xml:space="preserve"> </w:t>
-      </w:r>
-      <w:r>
-        <w:t xml:space="preserve">«Modelle» della libreria; non fa parte di questo elenco, e il giornale</w:t>
-      </w:r>
-      <w:r>
-        <w:t xml:space="preserve"> </w:t>
-      </w:r>
-      <w:r>
-        <w:t xml:space="preserve">di ogni trascrizione indica il modello usato).</w:t>
-      </w:r>
-      <w:r>
-        <w:t xml:space="preserve"> </w:t>
-      </w:r>
-      <w:r>
-        <w:t xml:space="preserve">Non c'è accesso a un servizio di IA, nessun account, nessuna chiave.</w:t>
+        <w:t xml:space="preserve">Tutti i modelli sono contenuti nel pacchetto dell'app, che non scarica</w:t>
+      </w:r>
+      <w:r>
+        <w:t xml:space="preserve"> </w:t>
+      </w:r>
+      <w:r>
+        <w:t xml:space="preserve">né modelli né parti di programma (un altro modello whisper.cpp può</w:t>
+      </w:r>
+      <w:r>
+        <w:t xml:space="preserve"> </w:t>
+      </w:r>
+      <w:r>
+        <w:t xml:space="preserve">essere collocato a mano nella cartella «Modelle» della biblioteca; non</w:t>
+      </w:r>
+      <w:r>
+        <w:t xml:space="preserve"> </w:t>
+      </w:r>
+      <w:r>
+        <w:t xml:space="preserve">fa parte di questo elenco, e il giornale di ogni trascrizione indica il</w:t>
+      </w:r>
+      <w:r>
+        <w:t xml:space="preserve"> </w:t>
+      </w:r>
+      <w:r>
+        <w:t xml:space="preserve">modello usato). L'audio è letto da macOS stesso (AVFoundation), l'MP3 è</w:t>
+      </w:r>
+      <w:r>
+        <w:t xml:space="preserve"> </w:t>
+      </w:r>
+      <w:r>
+        <w:t xml:space="preserve">scritto da LAME (LGPL, collegato dinamicamente). Non c'è accesso a un</w:t>
+      </w:r>
+      <w:r>
+        <w:t xml:space="preserve"> </w:t>
+      </w:r>
+      <w:r>
+        <w:t xml:space="preserve">servizio di IA, nessun account, nessuna chiave.</w:t>
       </w:r>
     </w:p>
     <w:p>
@@ -362,25 +418,19 @@
           <w:b/>
           <w:bCs/>
         </w:rPr>
-        <w:t xml:space="preserve">Nessuna IA generativa.</w:t>
-      </w:r>
-      <w:r>
-        <w:t xml:space="preserve"> </w:t>
-      </w:r>
-      <w:r>
-        <w:t xml:space="preserve">Nulla viene riassunto, riformulato o</w:t>
-      </w:r>
-      <w:r>
-        <w:t xml:space="preserve"> </w:t>
-      </w:r>
-      <w:r>
-        <w:t xml:space="preserve">interpretato. L'app restituisce ciò che è stato detto — non ciò che si</w:t>
-      </w:r>
-      <w:r>
-        <w:t xml:space="preserve"> </w:t>
-      </w:r>
-      <w:r>
-        <w:t xml:space="preserve">intendeva.</w:t>
+        <w:t xml:space="preserve">Nessun riassunto, nessuna riformulazione.</w:t>
+      </w:r>
+      <w:r>
+        <w:t xml:space="preserve"> </w:t>
+      </w:r>
+      <w:r>
+        <w:t xml:space="preserve">L'app non riassume e non</w:t>
+      </w:r>
+      <w:r>
+        <w:t xml:space="preserve"> </w:t>
+      </w:r>
+      <w:r>
+        <w:t xml:space="preserve">riformula nulla. I modelli non imparano dalle registrazioni.</w:t>
       </w:r>
     </w:p>
     <w:p>
@@ -398,25 +448,25 @@
         <w:t xml:space="preserve"> </w:t>
       </w:r>
       <w:r>
-        <w:t xml:space="preserve">Whisper è un modello neurale. Dove</w:t>
-      </w:r>
-      <w:r>
-        <w:t xml:space="preserve"> </w:t>
-      </w:r>
-      <w:r>
-        <w:t xml:space="preserve">non capisce nulla (rumori di fondo, dialetto, sovrapposizioni) può</w:t>
-      </w:r>
-      <w:r>
-        <w:t xml:space="preserve"> </w:t>
-      </w:r>
-      <w:r>
-        <w:t xml:space="preserve">inserire parole mai pronunciate. Una trascrizione di ResearchTranscript è</w:t>
-      </w:r>
-      <w:r>
-        <w:t xml:space="preserve"> </w:t>
-      </w:r>
-      <w:r>
-        <w:t xml:space="preserve">una</w:t>
+        <w:t xml:space="preserve">Il riconoscimento vocale è un</w:t>
+      </w:r>
+      <w:r>
+        <w:t xml:space="preserve"> </w:t>
+      </w:r>
+      <w:r>
+        <w:t xml:space="preserve">modello di IA. Dove non capisce nulla (rumori di fondo, dialetto,</w:t>
+      </w:r>
+      <w:r>
+        <w:t xml:space="preserve"> </w:t>
+      </w:r>
+      <w:r>
+        <w:t xml:space="preserve">sovrapposizioni) può inserire parole che non sono state dette. Una</w:t>
+      </w:r>
+      <w:r>
+        <w:t xml:space="preserve"> </w:t>
+      </w:r>
+      <w:r>
+        <w:t xml:space="preserve">trascrizione di ResearchTranscript è una</w:t>
       </w:r>
       <w:r>
         <w:t xml:space="preserve"> </w:t>
@@ -432,25 +482,31 @@
         <w:t xml:space="preserve"> </w:t>
       </w:r>
       <w:r>
-        <w:t xml:space="preserve">che va verificata contro la registrazione;</w:t>
-      </w:r>
-      <w:r>
-        <w:t xml:space="preserve"> </w:t>
-      </w:r>
-      <w:r>
-        <w:t xml:space="preserve">l'editor è fatto per questo. Tedesco standard, francese, italiano e</w:t>
-      </w:r>
-      <w:r>
-        <w:t xml:space="preserve"> </w:t>
-      </w:r>
-      <w:r>
-        <w:t xml:space="preserve">inglese vengono riconosciuti bene, lo svizzero tedesco in modo lacunoso</w:t>
-      </w:r>
-      <w:r>
-        <w:t xml:space="preserve"> </w:t>
-      </w:r>
-      <w:r>
-        <w:t xml:space="preserve">— i parlanti vengono comunque separati correttamente.</w:t>
+        <w:t xml:space="preserve">che va</w:t>
+      </w:r>
+      <w:r>
+        <w:t xml:space="preserve"> </w:t>
+      </w:r>
+      <w:r>
+        <w:t xml:space="preserve">verificata a confronto con la registrazione; l'editor è fatto per</w:t>
+      </w:r>
+      <w:r>
+        <w:t xml:space="preserve"> </w:t>
+      </w:r>
+      <w:r>
+        <w:t xml:space="preserve">questo. Tedesco standard, francese, italiano e inglese vengono</w:t>
+      </w:r>
+      <w:r>
+        <w:t xml:space="preserve"> </w:t>
+      </w:r>
+      <w:r>
+        <w:t xml:space="preserve">riconosciuti bene, lo svizzero tedesco in modo lacunoso — i parlanti</w:t>
+      </w:r>
+      <w:r>
+        <w:t xml:space="preserve"> </w:t>
+      </w:r>
+      <w:r>
+        <w:t xml:space="preserve">vengono comunque separati correttamente.</w:t>
       </w:r>
     </w:p>
     <w:bookmarkEnd w:id="10"/>
@@ -495,13 +551,19 @@
         </w:numPr>
       </w:pPr>
       <w:r>
-        <w:t xml:space="preserve">Licenza: AGPL-3.0-or-later — software libero, che può essere usato,</w:t>
-      </w:r>
-      <w:r>
-        <w:t xml:space="preserve"> </w:t>
-      </w:r>
-      <w:r>
-        <w:t xml:space="preserve">esaminato, modificato e ridistribuito</w:t>
+        <w:t xml:space="preserve">Licenza: AGPL-3.0-or-later, con un permesso aggiuntivo per la</w:t>
+      </w:r>
+      <w:r>
+        <w:t xml:space="preserve"> </w:t>
+      </w:r>
+      <w:r>
+        <w:t xml:space="preserve">distribuzione tramite l'App Store — software libero, che può essere</w:t>
+      </w:r>
+      <w:r>
+        <w:t xml:space="preserve"> </w:t>
+      </w:r>
+      <w:r>
+        <w:t xml:space="preserve">usato, esaminato, modificato e ridistribuito</w:t>
       </w:r>
     </w:p>
     <w:p>
@@ -542,13 +604,13 @@
         </w:numPr>
       </w:pPr>
       <w:r>
-        <w:t xml:space="preserve">Pacchetto d'installazione: firmato e notarizzato con Apple Developer</w:t>
-      </w:r>
-      <w:r>
-        <w:t xml:space="preserve"> </w:t>
-      </w:r>
-      <w:r>
-        <w:t xml:space="preserve">ID, checksum a ogni release su GitHub</w:t>
+        <w:t xml:space="preserve">Pacchetto d'installazione (DMG): firmato e notarizzato con Apple</w:t>
+      </w:r>
+      <w:r>
+        <w:t xml:space="preserve"> </w:t>
+      </w:r>
+      <w:r>
+        <w:t xml:space="preserve">Developer ID, pubblicato con le release su GitHub, con checksum</w:t>
       </w:r>
     </w:p>
     <w:p>
@@ -588,7 +650,7 @@
         </w:numPr>
       </w:pPr>
       <w:r>
-        <w:t xml:space="preserve">L'app non apre</w:t>
+        <w:t xml:space="preserve">L'app non trasmette</w:t>
       </w:r>
       <w:r>
         <w:t xml:space="preserve"> </w:t>
@@ -598,22 +660,49 @@
           <w:b/>
           <w:bCs/>
         </w:rPr>
-        <w:t xml:space="preserve">alcuna connessione di rete in uscita</w:t>
-      </w:r>
-      <w:r>
-        <w:t xml:space="preserve">: niente</w:t>
-      </w:r>
-      <w:r>
-        <w:t xml:space="preserve"> </w:t>
-      </w:r>
-      <w:r>
-        <w:t xml:space="preserve">telemetria, niente statistiche d'uso, niente controllo aggiornamenti,</w:t>
-      </w:r>
-      <w:r>
-        <w:t xml:space="preserve"> </w:t>
-      </w:r>
-      <w:r>
-        <w:t xml:space="preserve">nessun rapporto di arresto proprio.</w:t>
+        <w:t xml:space="preserve">registrazioni, testi o dati di utilizzo</w:t>
+      </w:r>
+      <w:r>
+        <w:t xml:space="preserve">:</w:t>
+      </w:r>
+      <w:r>
+        <w:t xml:space="preserve"> </w:t>
+      </w:r>
+      <w:r>
+        <w:t xml:space="preserve">nessun account, nessuna telemetria, nessuna verifica di</w:t>
+      </w:r>
+      <w:r>
+        <w:t xml:space="preserve"> </w:t>
+      </w:r>
+      <w:r>
+        <w:t xml:space="preserve">aggiornamenti, nessun rapporto di arresto anomalo proprio, nessun</w:t>
+      </w:r>
+      <w:r>
+        <w:t xml:space="preserve"> </w:t>
+      </w:r>
+      <w:r>
+        <w:t xml:space="preserve">download di modelli. L'autorizzazione di rete di macOS è impostata</w:t>
+      </w:r>
+      <w:r>
+        <w:t xml:space="preserve"> </w:t>
+      </w:r>
+      <w:r>
+        <w:t xml:space="preserve">solo perché la vista web integrata la richiede; un firewall o</w:t>
+      </w:r>
+      <w:r>
+        <w:t xml:space="preserve"> </w:t>
+      </w:r>
+      <w:r>
+        <w:rPr>
+          <w:rStyle w:val="VerbatimChar"/>
+        </w:rPr>
+        <w:t xml:space="preserve">nettop</w:t>
+      </w:r>
+      <w:r>
+        <w:t xml:space="preserve"> </w:t>
+      </w:r>
+      <w:r>
+        <w:t xml:space="preserve">mostra che non nasce alcuna connessione.</w:t>
       </w:r>
     </w:p>
     <w:p>
@@ -625,7 +714,19 @@
         </w:numPr>
       </w:pPr>
       <w:r>
-        <w:t xml:space="preserve">Il suo servizio interno ascolta solo sull'indirizzo di loopback</w:t>
+        <w:t xml:space="preserve">Non esiste un servizio interno: nessun server, nessuna porta aperta.</w:t>
+      </w:r>
+      <w:r>
+        <w:t xml:space="preserve"> </w:t>
+      </w:r>
+      <w:r>
+        <w:t xml:space="preserve">La logica dell'applicazione gira incorporata nell'app. Leggibile da</w:t>
+      </w:r>
+      <w:r>
+        <w:t xml:space="preserve"> </w:t>
+      </w:r>
+      <w:r>
+        <w:t xml:space="preserve">chiunque: la shell</w:t>
       </w:r>
       <w:r>
         <w:t xml:space="preserve"> </w:t>
@@ -634,34 +735,19 @@
         <w:rPr>
           <w:rStyle w:val="VerbatimChar"/>
         </w:rPr>
-        <w:t xml:space="preserve">127.0.0.1</w:t>
-      </w:r>
-      <w:r>
-        <w:t xml:space="preserve"> </w:t>
-      </w:r>
-      <w:r>
-        <w:t xml:space="preserve">della macchina stessa e rifiuta ogni richiesta</w:t>
-      </w:r>
-      <w:r>
-        <w:t xml:space="preserve"> </w:t>
-      </w:r>
-      <w:r>
-        <w:t xml:space="preserve">proveniente da altrove. Il codice si trova in</w:t>
-      </w:r>
-      <w:r>
-        <w:t xml:space="preserve"> </w:t>
-      </w:r>
-      <w:r>
-        <w:rPr>
-          <w:rStyle w:val="VerbatimChar"/>
-        </w:rPr>
-        <w:t xml:space="preserve">backend/src/researchtranscript/main.py</w:t>
-      </w:r>
-      <w:r>
-        <w:t xml:space="preserve"> </w:t>
-      </w:r>
-      <w:r>
-        <w:t xml:space="preserve">— leggibile da chiunque.</w:t>
+        <w:t xml:space="preserve">frontend/src-tauri/src/lib.rs</w:t>
+      </w:r>
+      <w:r>
+        <w:t xml:space="preserve"> </w:t>
+      </w:r>
+      <w:r>
+        <w:t xml:space="preserve">non avvia alcun</w:t>
+      </w:r>
+      <w:r>
+        <w:t xml:space="preserve"> </w:t>
+      </w:r>
+      <w:r>
+        <w:t xml:space="preserve">server e non apre alcuna porta.</w:t>
       </w:r>
     </w:p>
     <w:p>
@@ -673,19 +759,31 @@
         </w:numPr>
       </w:pPr>
       <w:r>
-        <w:t xml:space="preserve">Audio e trascrizione si trovano esclusivamente nella cartella della</w:t>
-      </w:r>
-      <w:r>
-        <w:t xml:space="preserve"> </w:t>
-      </w:r>
-      <w:r>
-        <w:t xml:space="preserve">libreria scelta. Ciò che viene eliminato finisce in una cartella</w:t>
-      </w:r>
-      <w:r>
-        <w:t xml:space="preserve"> </w:t>
-      </w:r>
-      <w:r>
-        <w:t xml:space="preserve">cestino all'interno della libreria, finché non viene svuotata.</w:t>
+        <w:t xml:space="preserve">L'app gira nell'App Sandbox di macOS: accesso solo alle cartelle</w:t>
+      </w:r>
+      <w:r>
+        <w:t xml:space="preserve"> </w:t>
+      </w:r>
+      <w:r>
+        <w:t xml:space="preserve">scelte in una finestra di dialogo e ai file trascinati nell'app. Le</w:t>
+      </w:r>
+      <w:r>
+        <w:t xml:space="preserve"> </w:t>
+      </w:r>
+      <w:r>
+        <w:t xml:space="preserve">autorizzazioni si trovano in</w:t>
+      </w:r>
+      <w:r>
+        <w:t xml:space="preserve"> </w:t>
+      </w:r>
+      <w:r>
+        <w:rPr>
+          <w:rStyle w:val="VerbatimChar"/>
+        </w:rPr>
+        <w:t xml:space="preserve">frontend/src-tauri/entitlements.plist</w:t>
+      </w:r>
+      <w:r>
+        <w:t xml:space="preserve">.</w:t>
       </w:r>
     </w:p>
     <w:p>
@@ -697,19 +795,145 @@
         </w:numPr>
       </w:pPr>
       <w:r>
-        <w:t xml:space="preserve">Nessun server, nessun servizio cloud, nessun account utente, nessun</w:t>
-      </w:r>
-      <w:r>
-        <w:t xml:space="preserve"> </w:t>
-      </w:r>
-      <w:r>
-        <w:t xml:space="preserve">responsabile del trattamento, nessun trasferimento verso paesi terzi</w:t>
-      </w:r>
-      <w:r>
-        <w:t xml:space="preserve"> </w:t>
-      </w:r>
-      <w:r>
-        <w:t xml:space="preserve">— perché nulla viene trasmesso.</w:t>
+        <w:t xml:space="preserve">Registrazione e trascrizione si trovano nella cartella della</w:t>
+      </w:r>
+      <w:r>
+        <w:t xml:space="preserve"> </w:t>
+      </w:r>
+      <w:r>
+        <w:t xml:space="preserve">biblioteca scelta, una sottocartella per trascrizione:</w:t>
+      </w:r>
+      <w:r>
+        <w:t xml:space="preserve"> </w:t>
+      </w:r>
+      <w:r>
+        <w:rPr>
+          <w:rStyle w:val="VerbatimChar"/>
+        </w:rPr>
+        <w:t xml:space="preserve">transkript.json</w:t>
+      </w:r>
+      <w:r>
+        <w:t xml:space="preserve"> </w:t>
+      </w:r>
+      <w:r>
+        <w:t xml:space="preserve">(testo letterale, parlanti, memo, giornale, dati</w:t>
+      </w:r>
+      <w:r>
+        <w:t xml:space="preserve"> </w:t>
+      </w:r>
+      <w:r>
+        <w:t xml:space="preserve">Zotero), una copia della registrazione, per i video anche il file</w:t>
+      </w:r>
+      <w:r>
+        <w:t xml:space="preserve"> </w:t>
+      </w:r>
+      <w:r>
+        <w:t xml:space="preserve">video,</w:t>
+      </w:r>
+      <w:r>
+        <w:t xml:space="preserve"> </w:t>
+      </w:r>
+      <w:r>
+        <w:rPr>
+          <w:rStyle w:val="VerbatimChar"/>
+        </w:rPr>
+        <w:t xml:space="preserve">wellenform.json</w:t>
+      </w:r>
+      <w:r>
+        <w:t xml:space="preserve">, inoltre</w:t>
+      </w:r>
+      <w:r>
+        <w:t xml:space="preserve"> </w:t>
+      </w:r>
+      <w:r>
+        <w:rPr>
+          <w:rStyle w:val="VerbatimChar"/>
+        </w:rPr>
+        <w:t xml:space="preserve">ausgang.json</w:t>
+      </w:r>
+      <w:r>
+        <w:t xml:space="preserve"> </w:t>
+      </w:r>
+      <w:r>
+        <w:t xml:space="preserve">(lo stato così come</w:t>
+      </w:r>
+      <w:r>
+        <w:t xml:space="preserve"> </w:t>
+      </w:r>
+      <w:r>
+        <w:t xml:space="preserve">lo ha fornito la macchina o un file importato) e</w:t>
+      </w:r>
+      <w:r>
+        <w:t xml:space="preserve"> </w:t>
+      </w:r>
+      <w:r>
+        <w:rPr>
+          <w:rStyle w:val="VerbatimChar"/>
+        </w:rPr>
+        <w:t xml:space="preserve">history/</w:t>
+      </w:r>
+      <w:r>
+        <w:t xml:space="preserve"> </w:t>
+      </w:r>
+      <w:r>
+        <w:t xml:space="preserve">(gli</w:t>
+      </w:r>
+      <w:r>
+        <w:t xml:space="preserve"> </w:t>
+      </w:r>
+      <w:r>
+        <w:t xml:space="preserve">ultimi 30 stati). Ciò che viene eliminato resta nella cartella</w:t>
+      </w:r>
+      <w:r>
+        <w:t xml:space="preserve"> </w:t>
+      </w:r>
+      <w:r>
+        <w:rPr>
+          <w:rStyle w:val="VerbatimChar"/>
+        </w:rPr>
+        <w:t xml:space="preserve">_papierkorb</w:t>
+      </w:r>
+      <w:r>
+        <w:t xml:space="preserve"> </w:t>
+      </w:r>
+      <w:r>
+        <w:t xml:space="preserve">della biblioteca finché questa non viene svuotata nel</w:t>
+      </w:r>
+      <w:r>
+        <w:t xml:space="preserve"> </w:t>
+      </w:r>
+      <w:r>
+        <w:t xml:space="preserve">Finder. Impostazioni e registro dell'app si trovano nel contenitore</w:t>
+      </w:r>
+      <w:r>
+        <w:t xml:space="preserve"> </w:t>
+      </w:r>
+      <w:r>
+        <w:t xml:space="preserve">dell'app dell'account utente.</w:t>
+      </w:r>
+    </w:p>
+    <w:p>
+      <w:pPr>
+        <w:pStyle w:val="Compact"/>
+        <w:numPr>
+          <w:ilvl w:val="0"/>
+          <w:numId w:val="1002"/>
+        </w:numPr>
+      </w:pPr>
+      <w:r>
+        <w:t xml:space="preserve">Nessun servizio cloud, nessun account utente, nessun responsabile</w:t>
+      </w:r>
+      <w:r>
+        <w:t xml:space="preserve"> </w:t>
+      </w:r>
+      <w:r>
+        <w:t xml:space="preserve">del trattamento, nessun trasferimento verso paesi terzi — perché</w:t>
+      </w:r>
+      <w:r>
+        <w:t xml:space="preserve"> </w:t>
+      </w:r>
+      <w:r>
+        <w:t xml:space="preserve">nulla viene trasmesso.</w:t>
       </w:r>
     </w:p>
     <w:p>
@@ -739,35 +963,35 @@
         <w:t xml:space="preserve"> </w:t>
       </w:r>
       <w:r>
-        <w:t xml:space="preserve">iCloud Drive per la cartella Documenti) e i dati diagnostici di macOS</w:t>
-      </w:r>
-      <w:r>
-        <w:t xml:space="preserve"> </w:t>
-      </w:r>
-      <w:r>
-        <w:t xml:space="preserve">seguono le impostazioni di sistema, non l'app. Chi colloca la cartella</w:t>
-      </w:r>
-      <w:r>
-        <w:t xml:space="preserve"> </w:t>
-      </w:r>
-      <w:r>
-        <w:t xml:space="preserve">della libreria in una cartella sincronizzata sincronizza le</w:t>
-      </w:r>
-      <w:r>
-        <w:t xml:space="preserve"> </w:t>
-      </w:r>
-      <w:r>
-        <w:t xml:space="preserve">registrazioni.</w:t>
+        <w:t xml:space="preserve">iCloud Drive per la cartella Documenti) e i rapporti di arresto anomalo</w:t>
+      </w:r>
+      <w:r>
+        <w:t xml:space="preserve"> </w:t>
+      </w:r>
+      <w:r>
+        <w:t xml:space="preserve">di macOS stesso seguono le impostazioni di sistema, non l'app. Chi</w:t>
+      </w:r>
+      <w:r>
+        <w:t xml:space="preserve"> </w:t>
+      </w:r>
+      <w:r>
+        <w:t xml:space="preserve">colloca la cartella della biblioteca in una cartella sincronizzata</w:t>
+      </w:r>
+      <w:r>
+        <w:t xml:space="preserve"> </w:t>
+      </w:r>
+      <w:r>
+        <w:t xml:space="preserve">sincronizza le registrazioni.</w:t>
       </w:r>
     </w:p>
     <w:bookmarkEnd w:id="14"/>
-    <w:bookmarkStart w:id="15" w:name="anonimizzare-i-nomi"/>
+    <w:bookmarkStart w:id="15" w:name="pseudonimizzare-i-nomi"/>
     <w:p>
       <w:pPr>
         <w:pStyle w:val="Heading2"/>
       </w:pPr>
       <w:r>
-        <w:t xml:space="preserve">Anonimizzare i nomi</w:t>
+        <w:t xml:space="preserve">Pseudonimizzare i nomi</w:t>
       </w:r>
     </w:p>
     <w:p>
@@ -891,13 +1115,107 @@
         <w:t xml:space="preserve"> </w:t>
       </w:r>
       <w:r>
-        <w:t xml:space="preserve">La pseudonimizzazione</w:t>
-      </w:r>
-      <w:r>
-        <w:t xml:space="preserve"> </w:t>
-      </w:r>
-      <w:r>
-        <w:t xml:space="preserve">riguarda il testo. Le esportazioni REFI-QDA (</w:t>
+        <w:t xml:space="preserve">Viene pseudonimizzato il</w:t>
+      </w:r>
+      <w:r>
+        <w:t xml:space="preserve"> </w:t>
+      </w:r>
+      <w:r>
+        <w:t xml:space="preserve">testo della versione finale.</w:t>
+      </w:r>
+      <w:r>
+        <w:t xml:space="preserve"> </w:t>
+      </w:r>
+      <w:r>
+        <w:rPr>
+          <w:rStyle w:val="VerbatimChar"/>
+        </w:rPr>
+        <w:t xml:space="preserve">ausgang.json</w:t>
+      </w:r>
+      <w:r>
+        <w:t xml:space="preserve"> </w:t>
+      </w:r>
+      <w:r>
+        <w:t xml:space="preserve">e</w:t>
+      </w:r>
+      <w:r>
+        <w:t xml:space="preserve"> </w:t>
+      </w:r>
+      <w:r>
+        <w:rPr>
+          <w:rStyle w:val="VerbatimChar"/>
+        </w:rPr>
+        <w:t xml:space="preserve">history/</w:t>
+      </w:r>
+      <w:r>
+        <w:t xml:space="preserve"> </w:t>
+      </w:r>
+      <w:r>
+        <w:t xml:space="preserve">contengono</w:t>
+      </w:r>
+      <w:r>
+        <w:t xml:space="preserve"> </w:t>
+      </w:r>
+      <w:r>
+        <w:t xml:space="preserve">il testo letterale precedente a una pseudonimizzazione, la</w:t>
+      </w:r>
+      <w:r>
+        <w:t xml:space="preserve"> </w:t>
+      </w:r>
+      <w:r>
+        <w:t xml:space="preserve">registrazione la voce e i nomi reali.</w:t>
+      </w:r>
+    </w:p>
+    <w:p>
+      <w:pPr>
+        <w:pStyle w:val="Compact"/>
+        <w:numPr>
+          <w:ilvl w:val="0"/>
+          <w:numId w:val="1003"/>
+        </w:numPr>
+      </w:pPr>
+      <w:r>
+        <w:rPr>
+          <w:b/>
+          <w:bCs/>
+        </w:rPr>
+        <w:t xml:space="preserve">Che cosa contengono le esportazioni.</w:t>
+      </w:r>
+      <w:r>
+        <w:t xml:space="preserve"> </w:t>
+      </w:r>
+      <w:r>
+        <w:t xml:space="preserve">Tutti i formati di testo</w:t>
+      </w:r>
+      <w:r>
+        <w:t xml:space="preserve"> </w:t>
+      </w:r>
+      <w:r>
+        <w:t xml:space="preserve">(VTT, CSV, TXT, Markdown, Word): testo letterale, nomi dei parlanti,</w:t>
+      </w:r>
+      <w:r>
+        <w:t xml:space="preserve"> </w:t>
+      </w:r>
+      <w:r>
+        <w:t xml:space="preserve">marche temporali; CSV, Markdown e Word in più i memo; Markdown e Word,</w:t>
+      </w:r>
+      <w:r>
+        <w:t xml:space="preserve"> </w:t>
+      </w:r>
+      <w:r>
+        <w:t xml:space="preserve">con un collegamento Zotero, un'intestazione con titolo, data, citekey</w:t>
+      </w:r>
+      <w:r>
+        <w:t xml:space="preserve"> </w:t>
+      </w:r>
+      <w:r>
+        <w:t xml:space="preserve">e le persone di cui sono stati scelti i ruoli. REFI-QDA</w:t>
+      </w:r>
+      <w:r>
+        <w:t xml:space="preserve"> </w:t>
+      </w:r>
+      <w:r>
+        <w:t xml:space="preserve">(</w:t>
       </w:r>
       <w:r>
         <w:rPr>
@@ -906,13 +1224,13 @@
         <w:t xml:space="preserve">.qdpx.zip</w:t>
       </w:r>
       <w:r>
-        <w:t xml:space="preserve">) e dossier enrich</w:t>
-      </w:r>
-      <w:r>
-        <w:t xml:space="preserve"> </w:t>
-      </w:r>
-      <w:r>
-        <w:t xml:space="preserve">(</w:t>
+        <w:t xml:space="preserve">): testo, memo e la registrazione audio, quindi la voce;</w:t>
+      </w:r>
+      <w:r>
+        <w:t xml:space="preserve"> </w:t>
+      </w:r>
+      <w:r>
+        <w:t xml:space="preserve">su richiesta il file video. Dossier enrich (</w:t>
       </w:r>
       <w:r>
         <w:rPr>
@@ -921,29 +1239,41 @@
         <w:t xml:space="preserve">.enrich</w:t>
       </w:r>
       <w:r>
-        <w:t xml:space="preserve">) contengono il file audio con voce e nomi reali;</w:t>
-      </w:r>
-      <w:r>
-        <w:t xml:space="preserve"> </w:t>
-      </w:r>
-      <w:r>
-        <w:t xml:space="preserve">WebVTT, CSV e testo contengono solo il testo. Chi vuole consegnare</w:t>
-      </w:r>
-      <w:r>
-        <w:t xml:space="preserve"> </w:t>
-      </w:r>
-      <w:r>
-        <w:t xml:space="preserve">solo dati pseudonimizzati consegna un formato di testo.</w:t>
+        <w:t xml:space="preserve">): testo,</w:t>
+      </w:r>
+      <w:r>
+        <w:t xml:space="preserve"> </w:t>
+      </w:r>
+      <w:r>
+        <w:t xml:space="preserve">registrazione audio in MP3, giornale (identificativo</w:t>
+      </w:r>
+      <w:r>
+        <w:t xml:space="preserve"> </w:t>
+      </w:r>
+      <w:r>
+        <w:t xml:space="preserve">dell'installazione, facoltativamente e-mail), dati Zotero; nessun</w:t>
+      </w:r>
+      <w:r>
+        <w:t xml:space="preserve"> </w:t>
+      </w:r>
+      <w:r>
+        <w:t xml:space="preserve">memo. Chi vuole consegnare solo dati pseudonimizzati consegna un</w:t>
+      </w:r>
+      <w:r>
+        <w:t xml:space="preserve"> </w:t>
+      </w:r>
+      <w:r>
+        <w:t xml:space="preserve">formato di testo e verifica memo e intestazione.</w:t>
       </w:r>
     </w:p>
     <w:bookmarkEnd w:id="15"/>
-    <w:bookmarkStart w:id="16" w:name="per-la-sezione-metodologica"/>
+    <w:bookmarkStart w:id="16" w:name="per-la-sezione-metodi"/>
     <w:p>
       <w:pPr>
         <w:pStyle w:val="Heading2"/>
       </w:pPr>
       <w:r>
-        <w:t xml:space="preserve">Per la sezione metodologica</w:t>
+        <w:t xml:space="preserve">Per la sezione metodi</w:t>
       </w:r>
     </w:p>
     <w:p>
@@ -951,37 +1281,43 @@
         <w:pStyle w:val="BlockText"/>
       </w:pPr>
       <w:r>
-        <w:t xml:space="preserve">Le registrazioni sono state trascritte con ResearchTranscript 0.4.0</w:t>
-      </w:r>
-      <w:r>
-        <w:t xml:space="preserve"> </w:t>
-      </w:r>
-      <w:r>
-        <w:t xml:space="preserve">(B/IAS Basilea, AGPL-3.0; riconoscimento vocale whisper.cpp con il</w:t>
-      </w:r>
-      <w:r>
-        <w:t xml:space="preserve"> </w:t>
-      </w:r>
-      <w:r>
-        <w:t xml:space="preserve">modello large-v3-turbo, separazione dei parlanti con pyannote</w:t>
-      </w:r>
-      <w:r>
-        <w:t xml:space="preserve"> </w:t>
-      </w:r>
-      <w:r>
-        <w:t xml:space="preserve">community-1) interamente in locale su un computer del gruppo di ricerca,</w:t>
-      </w:r>
-      <w:r>
-        <w:t xml:space="preserve"> </w:t>
-      </w:r>
-      <w:r>
-        <w:t xml:space="preserve">senza trasmissione a servizi esterni. Le trascrizioni grezze sono poi</w:t>
-      </w:r>
-      <w:r>
-        <w:t xml:space="preserve"> </w:t>
-      </w:r>
-      <w:r>
-        <w:t xml:space="preserve">state corrette contro la registrazione e pseudonimizzate.</w:t>
+        <w:t xml:space="preserve">Le registrazioni sono state trascritte in locale con</w:t>
+      </w:r>
+      <w:r>
+        <w:t xml:space="preserve"> </w:t>
+      </w:r>
+      <w:r>
+        <w:t xml:space="preserve">ResearchTranscript 0.6.0 (B/IAS Basilea, AGPL-3.0-or-later;</w:t>
+      </w:r>
+      <w:r>
+        <w:t xml:space="preserve"> </w:t>
+      </w:r>
+      <w:r>
+        <w:t xml:space="preserve">riconoscimento vocale whisper.cpp con il modello large-v3-turbo,</w:t>
+      </w:r>
+      <w:r>
+        <w:t xml:space="preserve"> </w:t>
+      </w:r>
+      <w:r>
+        <w:t xml:space="preserve">separazione dei parlanti con SpeakerKit e modelli pyannote) su un</w:t>
+      </w:r>
+      <w:r>
+        <w:t xml:space="preserve"> </w:t>
+      </w:r>
+      <w:r>
+        <w:t xml:space="preserve">computer del gruppo di ricerca; l'app non trasmette dati. Le</w:t>
+      </w:r>
+      <w:r>
+        <w:t xml:space="preserve"> </w:t>
+      </w:r>
+      <w:r>
+        <w:t xml:space="preserve">trascrizioni grezze sono poi state verificate a confronto con la</w:t>
+      </w:r>
+      <w:r>
+        <w:t xml:space="preserve"> </w:t>
+      </w:r>
+      <w:r>
+        <w:t xml:space="preserve">registrazione, corrette e pseudonimizzate nel testo.</w:t>
       </w:r>
     </w:p>
     <w:p>

--- a/site/docs/researchtranscript-scheda-it.docx
+++ b/site/docs/researchtranscript-scheda-it.docx
@@ -34,7 +34,7 @@
         <w:t xml:space="preserve"> </w:t>
       </w:r>
       <w:r>
-        <w:t xml:space="preserve">Stato al 18 settembre 2026, versione 0.6.0.</w:t>
+        <w:t xml:space="preserve">Stato al 23 settembre 2026, versione 0.6.2.</w:t>
       </w:r>
     </w:p>
     <w:p>
@@ -1287,7 +1287,7 @@
         <w:t xml:space="preserve"> </w:t>
       </w:r>
       <w:r>
-        <w:t xml:space="preserve">ResearchTranscript 0.6.0 (B/IAS Basilea, AGPL-3.0-or-later;</w:t>
+        <w:t xml:space="preserve">ResearchTranscript 0.6.2 (B/IAS Basilea, AGPL-3.0-or-later;</w:t>
       </w:r>
       <w:r>
         <w:t xml:space="preserve"> </w:t>
